--- a/deliverable-docs/Service Communication Diagram.docx
+++ b/deliverable-docs/Service Communication Diagram.docx
@@ -542,7 +542,14 @@
         <w:pStyle w:val="Heading3"/>
       </w:pPr>
       <w:r>
-        <w:t>Event: student.created</w:t>
+        <w:rPr/>
+        <w:t xml:space="preserve">Event: </w:t>
+      </w:r>
+      <w:r>
+        <w:rPr>
+          <w:b/>
+        </w:rPr>
+        <w:t>student.created</w:t>
       </w:r>
     </w:p>
     <w:tbl>
@@ -687,7 +694,14 @@
         <w:pStyle w:val="Heading3"/>
       </w:pPr>
       <w:r>
-        <w:t>Event: exam.registered</w:t>
+        <w:rPr/>
+        <w:t xml:space="preserve">Event: </w:t>
+      </w:r>
+      <w:r>
+        <w:rPr>
+          <w:b/>
+        </w:rPr>
+        <w:t>exam.registered</w:t>
       </w:r>
     </w:p>
     <w:tbl>
@@ -832,7 +846,14 @@
         <w:pStyle w:val="Heading3"/>
       </w:pPr>
       <w:r>
-        <w:t>Event: result.published</w:t>
+        <w:rPr/>
+        <w:t xml:space="preserve">Event: </w:t>
+      </w:r>
+      <w:r>
+        <w:rPr>
+          <w:b/>
+        </w:rPr>
+        <w:t>result.published</w:t>
       </w:r>
     </w:p>
     <w:tbl>
@@ -1467,7 +1488,17 @@
     <w:p>
       <w:r>
         <w:rPr/>
-        <w:t>The prototype (Prototype) implements the Student Service and Exam Service only. The synchronous REST call from Exam Service to Student Service (flow #2 above) is fully implemented and operational in the prototype. Kafka event emission (exam.registered) is noted in code comments but not wired to a running Kafka instance in the prototype — Kafka would be added as an additional docker-compose service in a full implementation. All remaining services (Course, Result, Transcript, Notification, Reporting) are designed in this document but marked as "designed, not implemented" in the submission.</w:t>
+        <w:t>The prototype (Prototype) implements the Student Service and Exam Service only. The synchronous REST call from Exam Service to Student Service (flow #2 above) is fully implemented and operational in the prototype. Kafka event emission (</w:t>
+      </w:r>
+      <w:r>
+        <w:rPr>
+          <w:b/>
+        </w:rPr>
+        <w:t>exam.registered</w:t>
+      </w:r>
+      <w:r>
+        <w:rPr/>
+        <w:t>) is noted in code comments but not wired to a running Kafka instance in the prototype — Kafka would be added as an additional docker-compose service in a full implementation. All remaining services (Course, Result, Transcript, Notification, Reporting) are designed in this document but marked as "designed, not implemented" in the submission.</w:t>
       </w:r>
     </w:p>
     <w:p/>

--- a/deliverable-docs/Service Communication Diagram.docx
+++ b/deliverable-docs/Service Communication Diagram.docx
@@ -19,6 +19,7 @@
         <w:t>University ERP · Advanced Software Engineering · UCSC</w:t>
       </w:r>
     </w:p>
+    <w:p/>
     <w:p>
       <w:pPr>
         <w:pStyle w:val="Heading1"/>
@@ -29,7 +30,7 @@
     </w:p>
     <w:p>
       <w:r>
-        <w:t>This document describes how all eight University ERP microservices communicate with each other and with external clients. Two communication patterns are used: synchronous REST (HTTP/JSON via axios, shown as solid arrows) for operations that require an immediate response, and asynchronous Kafka events (shown as dashed arrows) for decoupled state propagation. NGINX acts as the single external entry point, routing client requests by URL path prefix to the correct service.</w:t>
+        <w:t>This document describes how the University ERP microservices communicate with each other and with the client. Two communication patterns are used: synchronous REST (HTTP/JSON via axios) for operations that require an immediate response, and asynchronous Kafka events for decoupled state propagation. This revision separates two views that must not be read as the same thing: the diagram in Section 2 is a target/future-state design (single API gateway, purely event-driven backend); Sections 4 and 5 describe the system as it is actually built and running today, which differs from that target in three specific ways summarised in Section 3.6. Of the eight originally designed services, six are built and running (Auth, Student, Exam, Result, Transcript, Notification); Course Service and Reporting Service remain design-only in both views.</w:t>
       </w:r>
     </w:p>
     <w:p>
@@ -37,20 +38,22 @@
         <w:pStyle w:val="Heading1"/>
       </w:pPr>
       <w:r>
-        <w:lastRenderedPageBreak/>
         <w:t>2. Diagram</w:t>
       </w:r>
     </w:p>
     <w:p>
       <w:r>
+        <w:br/>
+      </w:r>
+      <w:r>
         <w:rPr>
           <w:noProof/>
         </w:rPr>
         <w:drawing>
-          <wp:inline distT="0" distB="0" distL="0" distR="0" wp14:anchorId="3452DE30" wp14:editId="25F7EC61">
-            <wp:extent cx="4607169" cy="7633459"/>
-            <wp:effectExtent l="0" t="0" r="3175" b="0"/>
-            <wp:docPr id="2006679398" name="Picture 1" descr="A diagram of a computer&#10;&#10;AI-generated content may be incorrect."/>
+          <wp:inline distT="0" distB="0" distL="0" distR="0" wp14:anchorId="05D7FC2E" wp14:editId="49F22D7A">
+            <wp:extent cx="5802068" cy="3252247"/>
+            <wp:effectExtent l="0" t="0" r="1905" b="0"/>
+            <wp:docPr id="594134461" name="Picture 1" descr="A diagram of a service&#10;&#10;AI-generated content may be incorrect."/>
             <wp:cNvGraphicFramePr>
               <a:graphicFrameLocks xmlns:a="http://schemas.openxmlformats.org/drawingml/2006/main" noChangeAspect="1"/>
             </wp:cNvGraphicFramePr>
@@ -58,7 +61,7 @@
               <a:graphicData uri="http://schemas.openxmlformats.org/drawingml/2006/picture">
                 <pic:pic xmlns:pic="http://schemas.openxmlformats.org/drawingml/2006/picture">
                   <pic:nvPicPr>
-                    <pic:cNvPr id="2006679398" name="Picture 1" descr="A diagram of a computer&#10;&#10;AI-generated content may be incorrect."/>
+                    <pic:cNvPr id="594134461" name="Picture 1" descr="A diagram of a service&#10;&#10;AI-generated content may be incorrect."/>
                     <pic:cNvPicPr/>
                   </pic:nvPicPr>
                   <pic:blipFill>
@@ -70,7 +73,7 @@
                   <pic:spPr>
                     <a:xfrm>
                       <a:off x="0" y="0"/>
-                      <a:ext cx="4619467" cy="7653835"/>
+                      <a:ext cx="5815571" cy="3259816"/>
                     </a:xfrm>
                     <a:prstGeom prst="rect">
                       <a:avLst/>
@@ -81,6 +84,15 @@
             </a:graphic>
           </wp:inline>
         </w:drawing>
+      </w:r>
+    </w:p>
+    <w:p>
+      <w:r>
+        <w:rPr>
+          <w:i/>
+          <w:sz w:val="18"/>
+        </w:rPr>
+        <w:t>Figure 1 — Target / future-state architecture: a single API gateway in front of every service, with cross-service coordination handled entirely through Kafka events and no direct service-to-service REST calls. This is a design goal, not the current build — Section 3.6 lists exactly how the running system differs from this picture today.</w:t>
       </w:r>
     </w:p>
     <w:p>
@@ -102,7 +114,7 @@
     </w:p>
     <w:p>
       <w:r>
-        <w:t>Three types of external clients access the system: Web Browser, Mobile App, and Admin Portal. All client requests are made over HTTPS to the NGINX reverse proxy. Clients never communicate directly with individual microservices.</w:t>
+        <w:t>The system has a single external client: a browser-based single-page application (Bootstrap 5 + jQuery) served on port 8080. The frontend adapts its UI by role (STUDENT, LECTURER, HOD, EXAM_DIVISION, ADMIN) rather than being separate Mobile App / Admin Portal clients — those were part of the original design vocabulary but were never built as distinct applications.</w:t>
       </w:r>
     </w:p>
     <w:p>
@@ -110,12 +122,12 @@
         <w:pStyle w:val="Heading2"/>
       </w:pPr>
       <w:r>
-        <w:t>3.2  NGINX Reverse Proxy (Edge Layer)</w:t>
+        <w:t>3.2  NGINX — Static Frontend Only (Corrected)</w:t>
       </w:r>
     </w:p>
     <w:p>
       <w:r>
-        <w:t>NGINX is the sole external entry point. It performs path-based routing with no business logic, authentication, or transformation. It maps URL path prefixes to upstream services on the internal Docker network. All service ports are unreachable from outside the Docker network — only NGINX port 80/443 is exposed.</w:t>
+        <w:t>In the running system, NGINX (nginx:alpine, docker-compose service "frontend") serves only the static SPA files on port 8080 — its nginx.conf contains a single try_files location block for the SPA plus a caching rule for JS/CSS. It performs no path-based API routing, authentication, or request transformation. Each of the six built services publishes its port directly to the host (3007, 3001, 3003, 3004, 3005, 3006), and the frontend JavaScript calls each service directly at http://localhost:&lt;port&gt;. The original design intent — NGINX as a true API gateway routing /api/&lt;resource&gt; by path prefix — is retained in Section 6 as a documented but unbuilt goal.</w:t>
       </w:r>
     </w:p>
     <w:p>
@@ -128,7 +140,7 @@
     </w:p>
     <w:p>
       <w:r>
-        <w:t>Services communicate directly over a Docker bridge network (erp-network) using their service names as DNS hostnames (e.g., http://student-service:3001). JWT tokens are validated by each service's own middleware — no request is forwarded to Auth Service for authentication at runtime.</w:t>
+        <w:t>The three real cross-service calls (Exam → Student, Transcript → Student, Transcript → Result) run over the erp-network Docker bridge using service names as DNS hostnames (e.g., http://student-service:3001). JWT tokens are validated by each service's own middleware — no request is forwarded to Auth Service for authentication at runtime.</w:t>
       </w:r>
     </w:p>
     <w:p>
@@ -141,7 +153,7 @@
     </w:p>
     <w:p>
       <w:r>
-        <w:t>Each service connects exclusively to its own MongoDB database. No service queries another service's database. The databases share a single MongoDB cluster but are logically isolated.</w:t>
+        <w:t>Each built service connects exclusively to its own logical database on a single shared mongo:7 container (not a multi-node cluster). No service queries another service's database. Transcript Service owns no database at all — it aggregates data on demand via REST calls to Student Service and Result Service. courses_db and reports_db are not provisioned, since Course Service and Reporting Service do not exist.</w:t>
       </w:r>
     </w:p>
     <w:p>
@@ -154,13 +166,352 @@
     </w:p>
     <w:p>
       <w:r>
-        <w:t>An async event bus decouples event producers from consumers. Producers emit events and continue immediately — they do not wait for consumers. Consumers process events independently at their own pace. If a consumer is temporarily offline, Kafka retains the events until it reconnects.</w:t>
+        <w:t>The async event bus is fully implemented and running (Apache Kafka 3.7, KRaft mode) — this is no longer a design-only element. Producers emit events and continue immediately without waiting for consumers; if Kafka is temporarily unreachable, producers fail silently and simply skip the publish rather than blocking the request. Only Notification Service currently consumes events; it retries topic subscription every 10 seconds until topics are auto-created by the first publish.</w:t>
       </w:r>
     </w:p>
-    <w:p/>
-    <w:p/>
-    <w:p/>
-    <w:p/>
+    <w:p>
+      <w:pPr>
+        <w:pStyle w:val="Heading2"/>
+      </w:pPr>
+      <w:r>
+        <w:t>3.6  Target Design vs. As-Built — Key Differences</w:t>
+      </w:r>
+    </w:p>
+    <w:p>
+      <w:r>
+        <w:t>The diagram in Section 2 intentionally shows where this architecture could go next, not where it is today. Three concrete differences between that target design and the running system:</w:t>
+      </w:r>
+    </w:p>
+    <w:p>
+      <w:pPr>
+        <w:pStyle w:val="ListBullet"/>
+      </w:pPr>
+      <w:r>
+        <w:rPr>
+          <w:b/>
+        </w:rPr>
+        <w:lastRenderedPageBreak/>
+        <w:t xml:space="preserve">Gateway: </w:t>
+      </w:r>
+      <w:r>
+        <w:t>target design routes all client traffic through a single NGINX API gateway. As built, NGINX serves only static frontend files and the browser calls each service's port directly — see Section 3.2.</w:t>
+      </w:r>
+    </w:p>
+    <w:p>
+      <w:pPr>
+        <w:pStyle w:val="ListBullet"/>
+      </w:pPr>
+      <w:r>
+        <w:rPr>
+          <w:b/>
+        </w:rPr>
+        <w:t xml:space="preserve">Service-to-service calls: </w:t>
+      </w:r>
+      <w:r>
+        <w:t>target design assumes zero direct REST calls between services, with all cross-service coordination event-driven. As built, three direct synchronous REST calls exist and are load-bearing: Exam → Student, Transcript → Student, Transcript → Result — see Section 4.</w:t>
+      </w:r>
+    </w:p>
+    <w:p>
+      <w:pPr>
+        <w:pStyle w:val="ListBullet"/>
+      </w:pPr>
+      <w:r>
+        <w:rPr>
+          <w:b/>
+        </w:rPr>
+        <w:t xml:space="preserve">Kafka topics: </w:t>
+      </w:r>
+      <w:r>
+        <w:t>target design uses student.created, exam.created, result.created, and a new transcript.requested topic — implying Transcript Service would become an event consumer instead of calling Student and Result services synchronously. As built, the real topics are student.created, exam.registered, and result.published; Transcript Service is not a Kafka producer or consumer at all — see Section 5.</w:t>
+      </w:r>
+    </w:p>
+    <w:p>
+      <w:r>
+        <w:t>Moving to the target design would be a genuine architecture change (a real gateway, an event-driven Transcript Service, new topic contracts) — not just a documentation update. See Section 8 for this framed as a next-iteration item.</w:t>
+      </w:r>
+    </w:p>
+    <w:p>
+      <w:pPr>
+        <w:pStyle w:val="Heading1"/>
+      </w:pPr>
+      <w:r>
+        <w:t>4. Synchronous REST Flows — As Built</w:t>
+      </w:r>
+    </w:p>
+    <w:p>
+      <w:r>
+        <w:t>Solid arrows in the diagram represent synchronous HTTP/JSON calls using axios. The caller blocks and waits for a response before proceeding.</w:t>
+      </w:r>
+    </w:p>
+    <w:p>
+      <w:pPr>
+        <w:pStyle w:val="ListNumber"/>
+      </w:pPr>
+      <w:r>
+        <w:rPr>
+          <w:b/>
+        </w:rPr>
+        <w:t>Browser SPA → Each of the 6 built services, directly (no gateway)</w:t>
+      </w:r>
+    </w:p>
+    <w:p>
+      <w:pPr>
+        <w:pStyle w:val="ListBullet2"/>
+      </w:pPr>
+      <w:r>
+        <w:rPr>
+          <w:b/>
+        </w:rPr>
+        <w:t xml:space="preserve">Endpoint: </w:t>
+      </w:r>
+      <w:r>
+        <w:t>http://localhost:&lt;port&gt;/api/...</w:t>
+      </w:r>
+    </w:p>
+    <w:p>
+      <w:pPr>
+        <w:pStyle w:val="ListBullet2"/>
+      </w:pPr>
+      <w:r>
+        <w:rPr>
+          <w:b/>
+        </w:rPr>
+        <w:t xml:space="preserve">Trigger: </w:t>
+      </w:r>
+      <w:r>
+        <w:t>Any user action in the frontend</w:t>
+      </w:r>
+    </w:p>
+    <w:p>
+      <w:pPr>
+        <w:pStyle w:val="ListBullet2"/>
+      </w:pPr>
+      <w:r>
+        <w:rPr>
+          <w:b/>
+        </w:rPr>
+        <w:t xml:space="preserve">Purpose: </w:t>
+      </w:r>
+      <w:r>
+        <w:t>Direct REST call to the owning service</w:t>
+      </w:r>
+    </w:p>
+    <w:p>
+      <w:pPr>
+        <w:pStyle w:val="ListBullet2"/>
+      </w:pPr>
+      <w:r>
+        <w:rPr>
+          <w:b/>
+        </w:rPr>
+        <w:t xml:space="preserve">Error handling: </w:t>
+      </w:r>
+      <w:r>
+        <w:t>Handled per-service; no shared gateway behaviour</w:t>
+      </w:r>
+    </w:p>
+    <w:p>
+      <w:pPr>
+        <w:pStyle w:val="ListNumber"/>
+      </w:pPr>
+      <w:r>
+        <w:rPr>
+          <w:b/>
+        </w:rPr>
+        <w:t>Exam Service → Student Service</w:t>
+      </w:r>
+    </w:p>
+    <w:p>
+      <w:pPr>
+        <w:pStyle w:val="ListBullet2"/>
+      </w:pPr>
+      <w:r>
+        <w:rPr>
+          <w:b/>
+        </w:rPr>
+        <w:t xml:space="preserve">Endpoint: </w:t>
+      </w:r>
+      <w:r>
+        <w:t>GET /api/students/:id</w:t>
+      </w:r>
+    </w:p>
+    <w:p>
+      <w:pPr>
+        <w:pStyle w:val="ListBullet2"/>
+      </w:pPr>
+      <w:r>
+        <w:rPr>
+          <w:b/>
+        </w:rPr>
+        <w:t xml:space="preserve">Trigger: </w:t>
+      </w:r>
+      <w:r>
+        <w:t>POST /api/exams/:id/entries</w:t>
+      </w:r>
+    </w:p>
+    <w:p>
+      <w:pPr>
+        <w:pStyle w:val="ListBullet2"/>
+      </w:pPr>
+      <w:r>
+        <w:rPr>
+          <w:b/>
+        </w:rPr>
+        <w:t xml:space="preserve">Purpose: </w:t>
+      </w:r>
+      <w:r>
+        <w:t>Verify the student exists before creating an Entry</w:t>
+      </w:r>
+    </w:p>
+    <w:p>
+      <w:pPr>
+        <w:pStyle w:val="ListBullet2"/>
+      </w:pPr>
+      <w:r>
+        <w:rPr>
+          <w:b/>
+        </w:rPr>
+        <w:t xml:space="preserve">Error handling: </w:t>
+      </w:r>
+      <w:r>
+        <w:t>404 from Student Service → Exam Service returns 404 to client; Student Service down → 502 Bad Gateway</w:t>
+      </w:r>
+    </w:p>
+    <w:p>
+      <w:pPr>
+        <w:pStyle w:val="ListNumber"/>
+      </w:pPr>
+      <w:r>
+        <w:rPr>
+          <w:b/>
+        </w:rPr>
+        <w:t>Transcript Service → Student Service</w:t>
+      </w:r>
+    </w:p>
+    <w:p>
+      <w:pPr>
+        <w:pStyle w:val="ListBullet2"/>
+      </w:pPr>
+      <w:r>
+        <w:rPr>
+          <w:b/>
+        </w:rPr>
+        <w:t xml:space="preserve">Endpoint: </w:t>
+      </w:r>
+      <w:r>
+        <w:t>GET /api/students/:id</w:t>
+      </w:r>
+    </w:p>
+    <w:p>
+      <w:pPr>
+        <w:pStyle w:val="ListBullet2"/>
+      </w:pPr>
+      <w:r>
+        <w:rPr>
+          <w:b/>
+        </w:rPr>
+        <w:t xml:space="preserve">Trigger: </w:t>
+      </w:r>
+      <w:r>
+        <w:t>GET /api/transcripts/:studentId/semester/:sem or /final</w:t>
+      </w:r>
+    </w:p>
+    <w:p>
+      <w:pPr>
+        <w:pStyle w:val="ListBullet2"/>
+      </w:pPr>
+      <w:r>
+        <w:rPr>
+          <w:b/>
+        </w:rPr>
+        <w:t xml:space="preserve">Purpose: </w:t>
+      </w:r>
+      <w:r>
+        <w:t>Fetch student profile for the transcript</w:t>
+      </w:r>
+    </w:p>
+    <w:p>
+      <w:pPr>
+        <w:pStyle w:val="ListBullet2"/>
+      </w:pPr>
+      <w:r>
+        <w:rPr>
+          <w:b/>
+        </w:rPr>
+        <w:t xml:space="preserve">Error handling: </w:t>
+      </w:r>
+      <w:r>
+        <w:t>Student Service down → 502 Bad Gateway</w:t>
+      </w:r>
+    </w:p>
+    <w:p>
+      <w:pPr>
+        <w:pStyle w:val="ListNumber"/>
+      </w:pPr>
+      <w:r>
+        <w:rPr>
+          <w:b/>
+        </w:rPr>
+        <w:t>Transcript Service → Result Service</w:t>
+      </w:r>
+    </w:p>
+    <w:p>
+      <w:pPr>
+        <w:pStyle w:val="ListBullet2"/>
+      </w:pPr>
+      <w:r>
+        <w:rPr>
+          <w:b/>
+        </w:rPr>
+        <w:lastRenderedPageBreak/>
+        <w:t xml:space="preserve">Endpoint: </w:t>
+      </w:r>
+      <w:r>
+        <w:t>GET /api/results?... and GET /api/results/gpa/:studentId</w:t>
+      </w:r>
+    </w:p>
+    <w:p>
+      <w:pPr>
+        <w:pStyle w:val="ListBullet2"/>
+      </w:pPr>
+      <w:r>
+        <w:rPr>
+          <w:b/>
+        </w:rPr>
+        <w:t xml:space="preserve">Trigger: </w:t>
+      </w:r>
+      <w:r>
+        <w:t>GET /api/transcripts/:studentId/semester/:sem or /final</w:t>
+      </w:r>
+    </w:p>
+    <w:p>
+      <w:pPr>
+        <w:pStyle w:val="ListBullet2"/>
+      </w:pPr>
+      <w:r>
+        <w:rPr>
+          <w:b/>
+        </w:rPr>
+        <w:t xml:space="preserve">Purpose: </w:t>
+      </w:r>
+      <w:r>
+        <w:t>Fetch results and GPA for the transcript</w:t>
+      </w:r>
+    </w:p>
+    <w:p>
+      <w:pPr>
+        <w:pStyle w:val="ListBullet2"/>
+      </w:pPr>
+      <w:r>
+        <w:rPr>
+          <w:b/>
+        </w:rPr>
+        <w:t xml:space="preserve">Error handling: </w:t>
+      </w:r>
+      <w:r>
+        <w:t>Result Service down → 502 Bad Gateway</w:t>
+      </w:r>
+    </w:p>
     <w:p/>
     <w:p/>
     <w:p>
@@ -168,365 +519,12 @@
         <w:pStyle w:val="Heading1"/>
       </w:pPr>
       <w:r>
-        <w:lastRenderedPageBreak/>
-        <w:t>4. Synchronous REST Flows</w:t>
+        <w:t>5. Asynchronous Kafka Flows — As Built</w:t>
       </w:r>
     </w:p>
     <w:p>
       <w:r>
-        <w:t>Solid arrows in the diagram represent synchronous HTTP/JSON calls using axios. The caller blocks and waits for a response before proceeding. These are used only when an immediate, consistent answer is required before the operation can continue.</w:t>
-      </w:r>
-    </w:p>
-    <w:tbl>
-      <w:tblPr>
-        <w:tblStyle w:val="TableGrid"/>
-        <w:tblW w:w="0" w:type="auto"/>
-        <w:tblLook w:val="04A0" w:firstRow="1" w:lastRow="0" w:firstColumn="1" w:lastColumn="0" w:noHBand="0" w:noVBand="1"/>
-      </w:tblPr>
-      <w:tblGrid>
-        <w:gridCol w:w="309"/>
-        <w:gridCol w:w="899"/>
-        <w:gridCol w:w="723"/>
-        <w:gridCol w:w="2314"/>
-        <w:gridCol w:w="2655"/>
-        <w:gridCol w:w="997"/>
-        <w:gridCol w:w="959"/>
-      </w:tblGrid>
-      <w:tr>
-        <w:tc>
-          <w:tcPr>
-            <w:tcW w:w="309" w:type="dxa"/>
-          </w:tcPr>
-          <w:p>
-            <w:r>
-              <w:rPr>
-                <w:b/>
-              </w:rPr>
-              <w:t>#</w:t>
-            </w:r>
-          </w:p>
-        </w:tc>
-        <w:tc>
-          <w:tcPr>
-            <w:tcW w:w="899" w:type="dxa"/>
-          </w:tcPr>
-          <w:p>
-            <w:r>
-              <w:rPr>
-                <w:b/>
-              </w:rPr>
-              <w:t>Caller</w:t>
-            </w:r>
-          </w:p>
-        </w:tc>
-        <w:tc>
-          <w:tcPr>
-            <w:tcW w:w="723" w:type="dxa"/>
-          </w:tcPr>
-          <w:p>
-            <w:r>
-              <w:rPr>
-                <w:b/>
-              </w:rPr>
-              <w:t>Called Service</w:t>
-            </w:r>
-          </w:p>
-        </w:tc>
-        <w:tc>
-          <w:tcPr>
-            <w:tcW w:w="2314" w:type="dxa"/>
-          </w:tcPr>
-          <w:p>
-            <w:r>
-              <w:rPr>
-                <w:b/>
-              </w:rPr>
-              <w:t>Endpoint</w:t>
-            </w:r>
-          </w:p>
-        </w:tc>
-        <w:tc>
-          <w:tcPr>
-            <w:tcW w:w="2384" w:type="dxa"/>
-          </w:tcPr>
-          <w:p>
-            <w:r>
-              <w:rPr>
-                <w:b/>
-              </w:rPr>
-              <w:t>Trigger</w:t>
-            </w:r>
-          </w:p>
-        </w:tc>
-        <w:tc>
-          <w:tcPr>
-            <w:tcW w:w="1268" w:type="dxa"/>
-          </w:tcPr>
-          <w:p>
-            <w:r>
-              <w:rPr>
-                <w:b/>
-              </w:rPr>
-              <w:t>Purpose</w:t>
-            </w:r>
-          </w:p>
-        </w:tc>
-        <w:tc>
-          <w:tcPr>
-            <w:tcW w:w="959" w:type="dxa"/>
-          </w:tcPr>
-          <w:p>
-            <w:r>
-              <w:rPr>
-                <w:b/>
-              </w:rPr>
-              <w:t>Error Handling</w:t>
-            </w:r>
-          </w:p>
-        </w:tc>
-      </w:tr>
-      <w:tr>
-        <w:tc>
-          <w:tcPr>
-            <w:tcW w:w="309" w:type="dxa"/>
-          </w:tcPr>
-          <w:p>
-            <w:r>
-              <w:t>1</w:t>
-            </w:r>
-          </w:p>
-        </w:tc>
-        <w:tc>
-          <w:tcPr>
-            <w:tcW w:w="899" w:type="dxa"/>
-          </w:tcPr>
-          <w:p>
-            <w:r>
-              <w:t>Any Client</w:t>
-            </w:r>
-          </w:p>
-        </w:tc>
-        <w:tc>
-          <w:tcPr>
-            <w:tcW w:w="723" w:type="dxa"/>
-          </w:tcPr>
-          <w:p>
-            <w:r>
-              <w:t>Any Service (via NGINX)</w:t>
-            </w:r>
-          </w:p>
-        </w:tc>
-        <w:tc>
-          <w:tcPr>
-            <w:tcW w:w="2314" w:type="dxa"/>
-          </w:tcPr>
-          <w:p>
-            <w:r>
-              <w:t>/api/&lt;resource&gt;</w:t>
-            </w:r>
-          </w:p>
-        </w:tc>
-        <w:tc>
-          <w:tcPr>
-            <w:tcW w:w="2384" w:type="dxa"/>
-          </w:tcPr>
-          <w:p>
-            <w:r>
-              <w:t>Client HTTP request</w:t>
-            </w:r>
-          </w:p>
-        </w:tc>
-        <w:tc>
-          <w:tcPr>
-            <w:tcW w:w="1268" w:type="dxa"/>
-          </w:tcPr>
-          <w:p>
-            <w:r>
-              <w:t>Route external requests to the correct service by path prefix</w:t>
-            </w:r>
-          </w:p>
-        </w:tc>
-        <w:tc>
-          <w:tcPr>
-            <w:tcW w:w="959" w:type="dxa"/>
-          </w:tcPr>
-          <w:p>
-            <w:r>
-              <w:t>404 if path not matched; upstream service errors propagated to client</w:t>
-            </w:r>
-          </w:p>
-        </w:tc>
-      </w:tr>
-      <w:tr>
-        <w:tc>
-          <w:tcPr>
-            <w:tcW w:w="309" w:type="dxa"/>
-          </w:tcPr>
-          <w:p>
-            <w:r>
-              <w:t>2</w:t>
-            </w:r>
-          </w:p>
-        </w:tc>
-        <w:tc>
-          <w:tcPr>
-            <w:tcW w:w="899" w:type="dxa"/>
-          </w:tcPr>
-          <w:p>
-            <w:r>
-              <w:t>Exam Service</w:t>
-            </w:r>
-          </w:p>
-        </w:tc>
-        <w:tc>
-          <w:tcPr>
-            <w:tcW w:w="723" w:type="dxa"/>
-          </w:tcPr>
-          <w:p>
-            <w:r>
-              <w:t>Student Service</w:t>
-            </w:r>
-          </w:p>
-        </w:tc>
-        <w:tc>
-          <w:tcPr>
-            <w:tcW w:w="2314" w:type="dxa"/>
-          </w:tcPr>
-          <w:p>
-            <w:r>
-              <w:t>GET /api/students/:id</w:t>
-            </w:r>
-          </w:p>
-        </w:tc>
-        <w:tc>
-          <w:tcPr>
-            <w:tcW w:w="2384" w:type="dxa"/>
-          </w:tcPr>
-          <w:p>
-            <w:r>
-              <w:t>POST /api/exams/:id/entries called by client</w:t>
-            </w:r>
-          </w:p>
-        </w:tc>
-        <w:tc>
-          <w:tcPr>
-            <w:tcW w:w="1268" w:type="dxa"/>
-          </w:tcPr>
-          <w:p>
-            <w:r>
-              <w:t>Verify the student exists in students_db before creating an exam Entry</w:t>
-            </w:r>
-          </w:p>
-        </w:tc>
-        <w:tc>
-          <w:tcPr>
-            <w:tcW w:w="959" w:type="dxa"/>
-          </w:tcPr>
-          <w:p>
-            <w:r>
-              <w:t>404 from Student Service → Exam Service returns 404 to client</w:t>
-            </w:r>
-            <w:r>
-              <w:br/>
-              <w:t>Student Service down → Exam Service returns 502 Bad Gateway</w:t>
-            </w:r>
-          </w:p>
-        </w:tc>
-      </w:tr>
-      <w:tr>
-        <w:tc>
-          <w:tcPr>
-            <w:tcW w:w="309" w:type="dxa"/>
-          </w:tcPr>
-          <w:p>
-            <w:r>
-              <w:t>3</w:t>
-            </w:r>
-          </w:p>
-        </w:tc>
-        <w:tc>
-          <w:tcPr>
-            <w:tcW w:w="899" w:type="dxa"/>
-          </w:tcPr>
-          <w:p>
-            <w:r>
-              <w:t>Transcript Service</w:t>
-            </w:r>
-          </w:p>
-        </w:tc>
-        <w:tc>
-          <w:tcPr>
-            <w:tcW w:w="723" w:type="dxa"/>
-          </w:tcPr>
-          <w:p>
-            <w:r>
-              <w:t>Result Service</w:t>
-            </w:r>
-          </w:p>
-        </w:tc>
-        <w:tc>
-          <w:tcPr>
-            <w:tcW w:w="2314" w:type="dxa"/>
-          </w:tcPr>
-          <w:p>
-            <w:r>
-              <w:t>GET /api/results/student/:studentId</w:t>
-            </w:r>
-          </w:p>
-        </w:tc>
-        <w:tc>
-          <w:tcPr>
-            <w:tcW w:w="2384" w:type="dxa"/>
-          </w:tcPr>
-          <w:p>
-            <w:r>
-              <w:t>POST /api/transcripts/:studentId/generate called by client</w:t>
-            </w:r>
-          </w:p>
-        </w:tc>
-        <w:tc>
-          <w:tcPr>
-            <w:tcW w:w="1268" w:type="dxa"/>
-          </w:tcPr>
-          <w:p>
-            <w:r>
-              <w:t>Fetch the student's full grade list to populat</w:t>
-            </w:r>
-            <w:r>
-              <w:lastRenderedPageBreak/>
-              <w:t>e the PDF transcript</w:t>
-            </w:r>
-          </w:p>
-        </w:tc>
-        <w:tc>
-          <w:tcPr>
-            <w:tcW w:w="959" w:type="dxa"/>
-          </w:tcPr>
-          <w:p>
-            <w:r>
-              <w:lastRenderedPageBreak/>
-              <w:t xml:space="preserve">Result Service down → Transcript Service </w:t>
-            </w:r>
-            <w:r>
-              <w:lastRenderedPageBreak/>
-              <w:t>returns 502 Bad Gateway</w:t>
-            </w:r>
-          </w:p>
-        </w:tc>
-      </w:tr>
-    </w:tbl>
-    <w:p/>
-    <w:p>
-      <w:pPr>
-        <w:pStyle w:val="Heading1"/>
-      </w:pPr>
-      <w:r>
-        <w:t>5. Asynchronous Kafka Flows</w:t>
-      </w:r>
-    </w:p>
-    <w:p>
-      <w:r>
-        <w:t>Dashed arrows in the diagram represent asynchronous Kafka events. The producing service emits an event to a topic and continues processing immediately — it does not wait for any consumer to handle the event. This pattern is used for notifications, reporting aggregation, and transcript pre-computation, where a slight delay is acceptable and tight coupling would be harmful.</w:t>
+        <w:t>Dashed arrows in the diagram represent asynchronous Kafka events, fully wired and running against the Kafka broker. The producing service emits an event and continues immediately without waiting for any consumer.</w:t>
       </w:r>
     </w:p>
     <w:p>
@@ -542,14 +540,7 @@
         <w:pStyle w:val="Heading3"/>
       </w:pPr>
       <w:r>
-        <w:rPr/>
-        <w:t xml:space="preserve">Event: </w:t>
-      </w:r>
-      <w:r>
-        <w:rPr>
-          <w:b/>
-        </w:rPr>
-        <w:t>student.created</w:t>
+        <w:t>Event: student.created</w:t>
       </w:r>
     </w:p>
     <w:tbl>
@@ -657,7 +648,7 @@
           </w:tcPr>
           <w:p>
             <w:r>
-              <w:t>{ "studentId": "...", "name": "...", "email": "..." }</w:t>
+              <w:t>{ "studentId": "...", "name": "...", "email": "...", "_id": "..." }</w:t>
             </w:r>
           </w:p>
         </w:tc>
@@ -682,7 +673,7 @@
           </w:tcPr>
           <w:p>
             <w:r>
-              <w:t>Send welcome email/SMS to the new student</w:t>
+              <w:t>Persisted as a NotificationLog document (audit trail); no real email/SMS is sent in the prototype</w:t>
             </w:r>
           </w:p>
         </w:tc>
@@ -694,14 +685,7 @@
         <w:pStyle w:val="Heading3"/>
       </w:pPr>
       <w:r>
-        <w:rPr/>
-        <w:t xml:space="preserve">Event: </w:t>
-      </w:r>
-      <w:r>
-        <w:rPr>
-          <w:b/>
-        </w:rPr>
-        <w:t>exam.registered</w:t>
+        <w:t>Event: exam.registered</w:t>
       </w:r>
     </w:p>
     <w:tbl>
@@ -809,7 +793,7 @@
           </w:tcPr>
           <w:p>
             <w:r>
-              <w:t>{ "studentId": "...", "examId": "...", "examTitle": "...", "date": "..." }</w:t>
+              <w:t>{ "studentId": "...", "studentName": "...", "examTitle": "...", "examId": "...", "entryId": "..." }</w:t>
             </w:r>
           </w:p>
         </w:tc>
@@ -834,7 +818,7 @@
           </w:tcPr>
           <w:p>
             <w:r>
-              <w:t>Send exam registration confirmation to the student</w:t>
+              <w:t>Persisted as a NotificationLog document (audit trail)</w:t>
             </w:r>
           </w:p>
         </w:tc>
@@ -846,14 +830,7 @@
         <w:pStyle w:val="Heading3"/>
       </w:pPr>
       <w:r>
-        <w:rPr/>
-        <w:t xml:space="preserve">Event: </w:t>
-      </w:r>
-      <w:r>
-        <w:rPr>
-          <w:b/>
-        </w:rPr>
-        <w:t>result.published</w:t>
+        <w:t>Event: result.published</w:t>
       </w:r>
     </w:p>
     <w:tbl>
@@ -911,7 +888,7 @@
           </w:tcPr>
           <w:p>
             <w:r>
-              <w:t>Notification Service, Reporting Service, Transcript Service</w:t>
+              <w:t>Notification Service only</w:t>
             </w:r>
           </w:p>
         </w:tc>
@@ -936,7 +913,7 @@
           </w:tcPr>
           <w:p>
             <w:r>
-              <w:t>Successful POST /api/results/:id/publish</w:t>
+              <w:t>PATCH /api/results/gpa/:gpaId/finalize</w:t>
             </w:r>
           </w:p>
         </w:tc>
@@ -961,7 +938,7 @@
           </w:tcPr>
           <w:p>
             <w:r>
-              <w:t>{ "studentId": "...", "examId": "...", "grade": "A", "score": 85 }</w:t>
+              <w:t>{ "studentId": "...", "studentRegNo": "...", "academicYear": 1, "gpa": 3.7, "status": "final" }</w:t>
             </w:r>
           </w:p>
         </w:tc>
@@ -986,19 +963,11 @@
           </w:tcPr>
           <w:p>
             <w:r>
-              <w:t>Notification Service: send result notification to student</w:t>
-            </w:r>
-            <w:r>
-              <w:br/>
-              <w:t xml:space="preserve">Reporting Service: update exam pass rate </w:t>
+              <w:t xml:space="preserve">Persisted as a NotificationLog document </w:t>
             </w:r>
             <w:r>
               <w:lastRenderedPageBreak/>
-              <w:t>snapshot in reports_db</w:t>
-            </w:r>
-            <w:r>
-              <w:br/>
-              <w:t>Transcript Service: update local grade cache in transcripts_db</w:t>
+              <w:t>(audit trail)</w:t>
             </w:r>
           </w:p>
         </w:tc>
@@ -1006,16 +975,21 @@
     </w:tbl>
     <w:p/>
     <w:p>
+      <w:r>
+        <w:t>Note: this corrects earlier drafts of this document, which described a simple grade/score payload and listed Reporting Service and Transcript Service as consumers. Neither is a Kafka consumer in the built system — Reporting Service does not exist, and Transcript Service fetches results synchronously via REST on demand rather than maintaining a Kafka-fed local cache. A built Reporting Service would be the natural fourth consumer of result.published in a future iteration.</w:t>
+      </w:r>
+    </w:p>
+    <w:p>
       <w:pPr>
         <w:pStyle w:val="Heading1"/>
       </w:pPr>
       <w:r>
-        <w:t>6. NGINX Path Routing</w:t>
+        <w:t>6. NGINX Path Routing — Designed, Not Implemented</w:t>
       </w:r>
     </w:p>
     <w:p>
       <w:r>
-        <w:t>The table below shows every path prefix NGINX routes externally. Services not listed here (Notification Service) receive no external traffic — they are internal Kafka consumers only.</w:t>
+        <w:t>The table below is the original design intent for NGINX as a true API gateway. None of it is active in the running system (see Section 3.2) — it is retained here as the target design for a future iteration, alongside the two services that would need to exist for the last two rows to be meaningful. This table predates the redrawn diagram in Section 2; both describe an unbuilt API-gateway pattern, this one at path-prefix granularity, the newer one as a single simplified gateway box.</w:t>
       </w:r>
     </w:p>
     <w:tbl>
@@ -1121,7 +1095,7 @@
           </w:tcPr>
           <w:p>
             <w:r>
-              <w:t>Login, register, token refresh</w:t>
+              <w:t>Designed; not routed via NGINX today</w:t>
             </w:r>
           </w:p>
         </w:tc>
@@ -1163,7 +1137,7 @@
           </w:tcPr>
           <w:p>
             <w:r>
-              <w:t>Student CRUD</w:t>
+              <w:t>Designed; not routed via NGINX today</w:t>
             </w:r>
           </w:p>
         </w:tc>
@@ -1205,7 +1179,7 @@
           </w:tcPr>
           <w:p>
             <w:r>
-              <w:t>Course and module management</w:t>
+              <w:t>Designed; service itself not built</w:t>
             </w:r>
           </w:p>
         </w:tc>
@@ -1247,7 +1221,7 @@
           </w:tcPr>
           <w:p>
             <w:r>
-              <w:t>Exam scheduling and entry enrolment</w:t>
+              <w:t>Designed; not routed via NGINX today</w:t>
             </w:r>
           </w:p>
         </w:tc>
@@ -1289,7 +1263,7 @@
           </w:tcPr>
           <w:p>
             <w:r>
-              <w:t>Result recording and publishing</w:t>
+              <w:t>Designed; not routed via NGINX today</w:t>
             </w:r>
           </w:p>
         </w:tc>
@@ -1331,7 +1305,7 @@
           </w:tcPr>
           <w:p>
             <w:r>
-              <w:t>PDF generation and download</w:t>
+              <w:t>Designed; not routed via NGINX today</w:t>
             </w:r>
           </w:p>
         </w:tc>
@@ -1373,7 +1347,7 @@
           </w:tcPr>
           <w:p>
             <w:r>
-              <w:t>Notification audit log (admin only)</w:t>
+              <w:t>Designed; not routed via NGINX today</w:t>
             </w:r>
           </w:p>
         </w:tc>
@@ -1415,7 +1389,7 @@
           </w:tcPr>
           <w:p>
             <w:r>
-              <w:t>Admin dashboard metrics</w:t>
+              <w:t>Designed; service itself not built</w:t>
             </w:r>
           </w:p>
         </w:tc>
@@ -1427,12 +1401,13 @@
         <w:pStyle w:val="Heading1"/>
       </w:pPr>
       <w:r>
+        <w:lastRenderedPageBreak/>
         <w:t>7. Error Propagation in Sync Calls</w:t>
       </w:r>
     </w:p>
     <w:p>
       <w:r>
-        <w:t>Because synchronous cross-service calls introduce a dependency chain, each calling service must handle upstream failures explicitly. The following rules are applied:</w:t>
+        <w:t>Because the three real synchronous cross-service calls (Section 4, rows 2–4) introduce a dependency chain, each calling service must handle upstream failures explicitly. The following rules are applied — these hold regardless of the gateway question in Section 3.2, since they govern service-to-service calls, not client-to-service calls:</w:t>
       </w:r>
     </w:p>
     <w:p>
@@ -1481,30 +1456,17 @@
         <w:pStyle w:val="Heading1"/>
       </w:pPr>
       <w:r>
-        <w:rPr/>
-        <w:t>8. Prototype Scope Note</w:t>
+        <w:t>8. Current Implementation Status</w:t>
       </w:r>
     </w:p>
     <w:p>
       <w:r>
-        <w:rPr/>
-        <w:t>The prototype (Prototype) implements the Student Service and Exam Service only. The synchronous REST call from Exam Service to Student Service (flow #2 above) is fully implemented and operational in the prototype. Kafka event emission (</w:t>
-      </w:r>
-      <w:r>
-        <w:rPr>
-          <w:b/>
-        </w:rPr>
-        <w:t>exam.registered</w:t>
-      </w:r>
-      <w:r>
-        <w:rPr/>
-        <w:t>) is noted in code comments but not wired to a running Kafka instance in the prototype — Kafka would be added as an additional docker-compose service in a full implementation. All remaining services (Course, Result, Transcript, Notification, Reporting) are designed in this document but marked as "designed, not implemented" in the submission.</w:t>
+        <w:t>Six of the eight designed services are built and running: Auth, Student, Exam, Result, Transcript, and Notification. All three sync REST flows in Section 4 (rows 2–4) are fully implemented and operational. The Kafka event pipeline (Section 5) is fully wired and running against a live Kafka broker — this corrects earlier drafts of this document, which stated Kafka event emission was "noted in code comments but not wired to a running Kafka instance." Course Service and Reporting Service remain designed but not implemented — no directory under services/, no Dockerfile, and no entry in docker-compose.yml. NGINX does not perform path-based API routing in the current build (Section 3.2); this differs from the original design intent documented in Section 6. The gap between this as-built state and the target design in Section 2/3.6 — a real API gateway, elimination of direct service-to-service REST calls, and an event-driven Transcript Service — is the natural scope for the next iteration of this system, not a discrepancy to hide.</w:t>
       </w:r>
     </w:p>
     <w:p/>
     <w:p>
       <w:r>
-        <w:rPr/>
         <w:t>References: Service Identification Table, Bounded Context Diagram, API Endpoint Design, Architecture Design Document, Section 7 (Inter-Service Communication).</w:t>
       </w:r>
     </w:p>
